--- a/presentation/2026_클라우드컴퓨팅_팀프로젝트_칠성사이다.docx
+++ b/presentation/2026_클라우드컴퓨팅_팀프로젝트_칠성사이다.docx
@@ -707,6 +707,534 @@
                 <w:rtl w:val="0"/>
               </w:rPr>
               <w:t xml:space="preserve">5. 배포·보안 — EC2 프라이빗 서브넷 이전 + ALB 진입점 구성, 보안 그룹 8000 포트는 ALB만 허용, NAT 아웃바운드, IAM Role·SSM 운영(키·SSH·열린 포트 없음)</w:t>
+            </w:r>
+          </w:p>
+          <w:p>
+            <w:pPr>
+              <w:spacing w:after="40" w:before="120" w:line="276" w:lineRule="auto"/>
+              <w:jc w:val="left"/>
+              <w:rPr/>
+            </w:pPr>
+            <w:r>
+              <w:rPr>
+                <w:b w:val="1"/>
+                <w:sz w:val="18"/>
+                <w:szCs w:val="18"/>
+                <w:rtl w:val="0"/>
+              </w:rPr>
+              <w:t xml:space="preserve">※ 대표 코드 — AWS Lambda 미사용: EC2의 FastAPI 서버가 Bedrock API를 직접 호출하는 구조 (전체 코드: github.com/giljoo93/AWSBC202608)</w:t>
+            </w:r>
+          </w:p>
+          <w:p>
+            <w:pPr>
+              <w:spacing w:after="40" w:before="120" w:line="276" w:lineRule="auto"/>
+              <w:jc w:val="left"/>
+              <w:rPr/>
+            </w:pPr>
+            <w:r>
+              <w:rPr>
+                <w:b w:val="1"/>
+                <w:sz w:val="18"/>
+                <w:szCs w:val="18"/>
+                <w:rtl w:val="0"/>
+              </w:rPr>
+              <w:t xml:space="preserve">① Bedrock Converse API 호출 (백엔드 llm.py)</w:t>
+            </w:r>
+          </w:p>
+          <w:p>
+            <w:pPr>
+              <w:spacing w:after="0" w:before="0" w:line="240" w:lineRule="auto"/>
+              <w:jc w:val="left"/>
+              <w:rPr/>
+            </w:pPr>
+            <w:r>
+              <w:rPr>
+                <w:rFonts w:ascii="Consolas" w:hAnsi="Consolas"/>
+                <w:sz w:val="15"/>
+                <w:szCs w:val="15"/>
+                <w:rtl w:val="0"/>
+              </w:rPr>
+              <w:t xml:space="preserve">def _bedrock(system: str, user: str) -&gt; str:          # llm.py</w:t>
+            </w:r>
+          </w:p>
+          <w:p>
+            <w:pPr>
+              <w:spacing w:after="0" w:before="0" w:line="240" w:lineRule="auto"/>
+              <w:jc w:val="left"/>
+              <w:rPr/>
+            </w:pPr>
+            <w:r>
+              <w:rPr>
+                <w:rFonts w:ascii="Consolas" w:hAnsi="Consolas"/>
+                <w:sz w:val="15"/>
+                <w:szCs w:val="15"/>
+                <w:rtl w:val="0"/>
+              </w:rPr>
+              <w:t xml:space="preserve">    import boto3  # EC2 IAM role이 자격증명 공급 — 코드에 키 없음</w:t>
+            </w:r>
+          </w:p>
+          <w:p>
+            <w:pPr>
+              <w:spacing w:after="0" w:before="0" w:line="240" w:lineRule="auto"/>
+              <w:jc w:val="left"/>
+              <w:rPr/>
+            </w:pPr>
+            <w:r>
+              <w:rPr>
+                <w:rFonts w:ascii="Consolas" w:hAnsi="Consolas"/>
+                <w:sz w:val="15"/>
+                <w:szCs w:val="15"/>
+                <w:rtl w:val="0"/>
+              </w:rPr>
+              <w:t xml:space="preserve">    client = boto3.client("bedrock-runtime",</w:t>
+            </w:r>
+          </w:p>
+          <w:p>
+            <w:pPr>
+              <w:spacing w:after="0" w:before="0" w:line="240" w:lineRule="auto"/>
+              <w:jc w:val="left"/>
+              <w:rPr/>
+            </w:pPr>
+            <w:r>
+              <w:rPr>
+                <w:rFonts w:ascii="Consolas" w:hAnsi="Consolas"/>
+                <w:sz w:val="15"/>
+                <w:szCs w:val="15"/>
+                <w:rtl w:val="0"/>
+              </w:rPr>
+              <w:t xml:space="preserve">        region_name=os.environ.get("AWS_REGION", "us-east-1"))</w:t>
+            </w:r>
+          </w:p>
+          <w:p>
+            <w:pPr>
+              <w:spacing w:after="0" w:before="0" w:line="240" w:lineRule="auto"/>
+              <w:jc w:val="left"/>
+              <w:rPr/>
+            </w:pPr>
+            <w:r>
+              <w:rPr>
+                <w:rFonts w:ascii="Consolas" w:hAnsi="Consolas"/>
+                <w:sz w:val="15"/>
+                <w:szCs w:val="15"/>
+                <w:rtl w:val="0"/>
+              </w:rPr>
+              <w:t xml:space="preserve">    resp = client.converse(</w:t>
+            </w:r>
+          </w:p>
+          <w:p>
+            <w:pPr>
+              <w:spacing w:after="0" w:before="0" w:line="240" w:lineRule="auto"/>
+              <w:jc w:val="left"/>
+              <w:rPr/>
+            </w:pPr>
+            <w:r>
+              <w:rPr>
+                <w:rFonts w:ascii="Consolas" w:hAnsi="Consolas"/>
+                <w:sz w:val="15"/>
+                <w:szCs w:val="15"/>
+                <w:rtl w:val="0"/>
+              </w:rPr>
+              <w:t xml:space="preserve">        modelId=os.environ["GAME_BEDROCK_MODEL"],  # global.anthropic.claude-haiku-4-5</w:t>
+            </w:r>
+          </w:p>
+          <w:p>
+            <w:pPr>
+              <w:spacing w:after="0" w:before="0" w:line="240" w:lineRule="auto"/>
+              <w:jc w:val="left"/>
+              <w:rPr/>
+            </w:pPr>
+            <w:r>
+              <w:rPr>
+                <w:rFonts w:ascii="Consolas" w:hAnsi="Consolas"/>
+                <w:sz w:val="15"/>
+                <w:szCs w:val="15"/>
+                <w:rtl w:val="0"/>
+              </w:rPr>
+              <w:t xml:space="preserve">        system=[{"text": system}],</w:t>
+            </w:r>
+          </w:p>
+          <w:p>
+            <w:pPr>
+              <w:spacing w:after="0" w:before="0" w:line="240" w:lineRule="auto"/>
+              <w:jc w:val="left"/>
+              <w:rPr/>
+            </w:pPr>
+            <w:r>
+              <w:rPr>
+                <w:rFonts w:ascii="Consolas" w:hAnsi="Consolas"/>
+                <w:sz w:val="15"/>
+                <w:szCs w:val="15"/>
+                <w:rtl w:val="0"/>
+              </w:rPr>
+              <w:t xml:space="preserve">        messages=[{"role": "user", "content": [{"text": user}]}],</w:t>
+            </w:r>
+          </w:p>
+          <w:p>
+            <w:pPr>
+              <w:spacing w:after="0" w:before="0" w:line="240" w:lineRule="auto"/>
+              <w:jc w:val="left"/>
+              <w:rPr/>
+            </w:pPr>
+            <w:r>
+              <w:rPr>
+                <w:rFonts w:ascii="Consolas" w:hAnsi="Consolas"/>
+                <w:sz w:val="15"/>
+                <w:szCs w:val="15"/>
+                <w:rtl w:val="0"/>
+              </w:rPr>
+              <w:t xml:space="preserve">        inferenceConfig={"maxTokens": 1024, "temperature": 0.7},</w:t>
+            </w:r>
+          </w:p>
+          <w:p>
+            <w:pPr>
+              <w:spacing w:after="0" w:before="0" w:line="240" w:lineRule="auto"/>
+              <w:jc w:val="left"/>
+              <w:rPr/>
+            </w:pPr>
+            <w:r>
+              <w:rPr>
+                <w:rFonts w:ascii="Consolas" w:hAnsi="Consolas"/>
+                <w:sz w:val="15"/>
+                <w:szCs w:val="15"/>
+                <w:rtl w:val="0"/>
+              </w:rPr>
+              <w:t xml:space="preserve">    )</w:t>
+            </w:r>
+          </w:p>
+          <w:p>
+            <w:pPr>
+              <w:spacing w:after="0" w:before="0" w:line="240" w:lineRule="auto"/>
+              <w:jc w:val="left"/>
+              <w:rPr/>
+            </w:pPr>
+            <w:r>
+              <w:rPr>
+                <w:rFonts w:ascii="Consolas" w:hAnsi="Consolas"/>
+                <w:sz w:val="15"/>
+                <w:szCs w:val="15"/>
+                <w:rtl w:val="0"/>
+              </w:rPr>
+              <w:t xml:space="preserve">    return resp["output"]["message"]["content"][0]["text"]</w:t>
+            </w:r>
+          </w:p>
+          <w:p>
+            <w:pPr>
+              <w:spacing w:after="0" w:before="0" w:line="240" w:lineRule="auto"/>
+              <w:jc w:val="left"/>
+              <w:rPr/>
+            </w:pPr>
+            <w:r>
+              <w:rPr>
+                <w:rFonts w:ascii="Consolas" w:hAnsi="Consolas"/>
+                <w:sz w:val="15"/>
+                <w:szCs w:val="15"/>
+                <w:rtl w:val="0"/>
+              </w:rPr>
+              <w:t xml:space="preserve"> </w:t>
+            </w:r>
+          </w:p>
+          <w:p>
+            <w:pPr>
+              <w:spacing w:after="0" w:before="0" w:line="240" w:lineRule="auto"/>
+              <w:jc w:val="left"/>
+              <w:rPr/>
+            </w:pPr>
+            <w:r>
+              <w:rPr>
+                <w:rFonts w:ascii="Consolas" w:hAnsi="Consolas"/>
+                <w:sz w:val="15"/>
+                <w:szCs w:val="15"/>
+                <w:rtl w:val="0"/>
+              </w:rPr>
+              <w:t xml:space="preserve"># 장면 생성 프롬프트는 아래 JSON 하나만 출력하도록 강제하고 _parse_scene()이 필드를 검증한다.</w:t>
+            </w:r>
+          </w:p>
+          <w:p>
+            <w:pPr>
+              <w:spacing w:after="0" w:before="0" w:line="240" w:lineRule="auto"/>
+              <w:jc w:val="left"/>
+              <w:rPr/>
+            </w:pPr>
+            <w:r>
+              <w:rPr>
+                <w:rFonts w:ascii="Consolas" w:hAnsi="Consolas"/>
+                <w:sz w:val="15"/>
+                <w:szCs w:val="15"/>
+                <w:rtl w:val="0"/>
+              </w:rPr>
+              <w:t xml:space="preserve"># {"narration": "…", "choice_a": "…", "choice_b": "…", "reason_a": "…", "reason_b": "…"}</w:t>
+            </w:r>
+          </w:p>
+          <w:p>
+            <w:pPr>
+              <w:spacing w:after="0" w:before="0" w:line="240" w:lineRule="auto"/>
+              <w:jc w:val="left"/>
+              <w:rPr/>
+            </w:pPr>
+            <w:r>
+              <w:rPr>
+                <w:rFonts w:ascii="Consolas" w:hAnsi="Consolas"/>
+                <w:sz w:val="15"/>
+                <w:szCs w:val="15"/>
+                <w:rtl w:val="0"/>
+              </w:rPr>
+              <w:t xml:space="preserve"># temperature 0.7 — JSON이 깨지지 않는 선에서 창의성 확보. 검증 실패 시 고정 스토리로 폴백.</w:t>
+            </w:r>
+          </w:p>
+          <w:p>
+            <w:pPr>
+              <w:spacing w:after="40" w:before="120" w:line="276" w:lineRule="auto"/>
+              <w:jc w:val="left"/>
+              <w:rPr/>
+            </w:pPr>
+            <w:r>
+              <w:rPr>
+                <w:b w:val="1"/>
+                <w:sz w:val="18"/>
+                <w:szCs w:val="18"/>
+                <w:rtl w:val="0"/>
+              </w:rPr>
+              <w:t xml:space="preserve">② JSON 응답 기반 프론트엔드 렌더링 (frontend/js/api.js · app.js)</w:t>
+            </w:r>
+          </w:p>
+          <w:p>
+            <w:pPr>
+              <w:spacing w:after="0" w:before="0" w:line="240" w:lineRule="auto"/>
+              <w:jc w:val="left"/>
+              <w:rPr/>
+            </w:pPr>
+            <w:r>
+              <w:rPr>
+                <w:rFonts w:ascii="Consolas" w:hAnsi="Consolas"/>
+                <w:sz w:val="15"/>
+                <w:szCs w:val="15"/>
+                <w:rtl w:val="0"/>
+              </w:rPr>
+              <w:t xml:space="preserve">async function post(path, body) {                    // api.js — JSON 계약(API.md)으로만 통신</w:t>
+            </w:r>
+          </w:p>
+          <w:p>
+            <w:pPr>
+              <w:spacing w:after="0" w:before="0" w:line="240" w:lineRule="auto"/>
+              <w:jc w:val="left"/>
+              <w:rPr/>
+            </w:pPr>
+            <w:r>
+              <w:rPr>
+                <w:rFonts w:ascii="Consolas" w:hAnsi="Consolas"/>
+                <w:sz w:val="15"/>
+                <w:szCs w:val="15"/>
+                <w:rtl w:val="0"/>
+              </w:rPr>
+              <w:t xml:space="preserve">  const res = await fetch(API_BASE + path, {</w:t>
+            </w:r>
+          </w:p>
+          <w:p>
+            <w:pPr>
+              <w:spacing w:after="0" w:before="0" w:line="240" w:lineRule="auto"/>
+              <w:jc w:val="left"/>
+              <w:rPr/>
+            </w:pPr>
+            <w:r>
+              <w:rPr>
+                <w:rFonts w:ascii="Consolas" w:hAnsi="Consolas"/>
+                <w:sz w:val="15"/>
+                <w:szCs w:val="15"/>
+                <w:rtl w:val="0"/>
+              </w:rPr>
+              <w:t xml:space="preserve">    method: "POST", headers: { "Content-Type": "application/json" },</w:t>
+            </w:r>
+          </w:p>
+          <w:p>
+            <w:pPr>
+              <w:spacing w:after="0" w:before="0" w:line="240" w:lineRule="auto"/>
+              <w:jc w:val="left"/>
+              <w:rPr/>
+            </w:pPr>
+            <w:r>
+              <w:rPr>
+                <w:rFonts w:ascii="Consolas" w:hAnsi="Consolas"/>
+                <w:sz w:val="15"/>
+                <w:szCs w:val="15"/>
+                <w:rtl w:val="0"/>
+              </w:rPr>
+              <w:t xml:space="preserve">    body: JSON.stringify(body ?? {}) });</w:t>
+            </w:r>
+          </w:p>
+          <w:p>
+            <w:pPr>
+              <w:spacing w:after="0" w:before="0" w:line="240" w:lineRule="auto"/>
+              <w:jc w:val="left"/>
+              <w:rPr/>
+            </w:pPr>
+            <w:r>
+              <w:rPr>
+                <w:rFonts w:ascii="Consolas" w:hAnsi="Consolas"/>
+                <w:sz w:val="15"/>
+                <w:szCs w:val="15"/>
+                <w:rtl w:val="0"/>
+              </w:rPr>
+              <w:t xml:space="preserve">  const data = await res.json();</w:t>
+            </w:r>
+          </w:p>
+          <w:p>
+            <w:pPr>
+              <w:spacing w:after="0" w:before="0" w:line="240" w:lineRule="auto"/>
+              <w:jc w:val="left"/>
+              <w:rPr/>
+            </w:pPr>
+            <w:r>
+              <w:rPr>
+                <w:rFonts w:ascii="Consolas" w:hAnsi="Consolas"/>
+                <w:sz w:val="15"/>
+                <w:szCs w:val="15"/>
+                <w:rtl w:val="0"/>
+              </w:rPr>
+              <w:t xml:space="preserve">  if (!res.ok) throw new Error(data.detail || "요청에 실패했습니다.");</w:t>
+            </w:r>
+          </w:p>
+          <w:p>
+            <w:pPr>
+              <w:spacing w:after="0" w:before="0" w:line="240" w:lineRule="auto"/>
+              <w:jc w:val="left"/>
+              <w:rPr/>
+            </w:pPr>
+            <w:r>
+              <w:rPr>
+                <w:rFonts w:ascii="Consolas" w:hAnsi="Consolas"/>
+                <w:sz w:val="15"/>
+                <w:szCs w:val="15"/>
+                <w:rtl w:val="0"/>
+              </w:rPr>
+              <w:t xml:space="preserve">  return data;</w:t>
+            </w:r>
+          </w:p>
+          <w:p>
+            <w:pPr>
+              <w:spacing w:after="0" w:before="0" w:line="240" w:lineRule="auto"/>
+              <w:jc w:val="left"/>
+              <w:rPr/>
+            </w:pPr>
+            <w:r>
+              <w:rPr>
+                <w:rFonts w:ascii="Consolas" w:hAnsi="Consolas"/>
+                <w:sz w:val="15"/>
+                <w:szCs w:val="15"/>
+                <w:rtl w:val="0"/>
+              </w:rPr>
+              <w:t xml:space="preserve">}</w:t>
+            </w:r>
+          </w:p>
+          <w:p>
+            <w:pPr>
+              <w:spacing w:after="0" w:before="0" w:line="240" w:lineRule="auto"/>
+              <w:jc w:val="left"/>
+              <w:rPr/>
+            </w:pPr>
+            <w:r>
+              <w:rPr>
+                <w:rFonts w:ascii="Consolas" w:hAnsi="Consolas"/>
+                <w:sz w:val="15"/>
+                <w:szCs w:val="15"/>
+                <w:rtl w:val="0"/>
+              </w:rPr>
+              <w:t xml:space="preserve"> </w:t>
+            </w:r>
+          </w:p>
+          <w:p>
+            <w:pPr>
+              <w:spacing w:after="0" w:before="0" w:line="240" w:lineRule="auto"/>
+              <w:jc w:val="left"/>
+              <w:rPr/>
+            </w:pPr>
+            <w:r>
+              <w:rPr>
+                <w:rFonts w:ascii="Consolas" w:hAnsi="Consolas"/>
+                <w:sz w:val="15"/>
+                <w:szCs w:val="15"/>
+                <w:rtl w:val="0"/>
+              </w:rPr>
+              <w:t xml:space="preserve">async function pick(choice) {                        // app.js — 선택 제출 → JSON 응답 → 렌더링</w:t>
+            </w:r>
+          </w:p>
+          <w:p>
+            <w:pPr>
+              <w:spacing w:after="0" w:before="0" w:line="240" w:lineRule="auto"/>
+              <w:jc w:val="left"/>
+              <w:rPr/>
+            </w:pPr>
+            <w:r>
+              <w:rPr>
+                <w:rFonts w:ascii="Consolas" w:hAnsi="Consolas"/>
+                <w:sz w:val="15"/>
+                <w:szCs w:val="15"/>
+                <w:rtl w:val="0"/>
+              </w:rPr>
+              <w:t xml:space="preserve">  const d = await sendChoice(sessionId, choice.key); // {done, step, narration, choices[...]}</w:t>
+            </w:r>
+          </w:p>
+          <w:p>
+            <w:pPr>
+              <w:spacing w:after="0" w:before="0" w:line="240" w:lineRule="auto"/>
+              <w:jc w:val="left"/>
+              <w:rPr/>
+            </w:pPr>
+            <w:r>
+              <w:rPr>
+                <w:rFonts w:ascii="Consolas" w:hAnsi="Consolas"/>
+                <w:sz w:val="15"/>
+                <w:szCs w:val="15"/>
+                <w:rtl w:val="0"/>
+              </w:rPr>
+              <w:t xml:space="preserve">  if (d.done) return finish(d);                      // {mbti, scores, report} → MBTI 카드·결과지</w:t>
+            </w:r>
+          </w:p>
+          <w:p>
+            <w:pPr>
+              <w:spacing w:after="0" w:before="0" w:line="240" w:lineRule="auto"/>
+              <w:jc w:val="left"/>
+              <w:rPr/>
+            </w:pPr>
+            <w:r>
+              <w:rPr>
+                <w:rFonts w:ascii="Consolas" w:hAnsi="Consolas"/>
+                <w:sz w:val="15"/>
+                <w:szCs w:val="15"/>
+                <w:rtl w:val="0"/>
+              </w:rPr>
+              <w:t xml:space="preserve">  ui.scene(d.narration);                             // narration → 서술/대사 블록으로 분리 렌더</w:t>
+            </w:r>
+          </w:p>
+          <w:p>
+            <w:pPr>
+              <w:spacing w:after="0" w:before="0" w:line="240" w:lineRule="auto"/>
+              <w:jc w:val="left"/>
+              <w:rPr/>
+            </w:pPr>
+            <w:r>
+              <w:rPr>
+                <w:rFonts w:ascii="Consolas" w:hAnsi="Consolas"/>
+                <w:sz w:val="15"/>
+                <w:szCs w:val="15"/>
+                <w:rtl w:val="0"/>
+              </w:rPr>
+              <w:t xml:space="preserve">  detachKeys = ui.choices(d.choices, pick);          // choices[] → A/B 선택 버튼 생성</w:t>
+            </w:r>
+          </w:p>
+          <w:p>
+            <w:pPr>
+              <w:spacing w:after="0" w:before="0" w:line="240" w:lineRule="auto"/>
+              <w:jc w:val="left"/>
+              <w:rPr/>
+            </w:pPr>
+            <w:r>
+              <w:rPr>
+                <w:rFonts w:ascii="Consolas" w:hAnsi="Consolas"/>
+                <w:sz w:val="15"/>
+                <w:szCs w:val="15"/>
+                <w:rtl w:val="0"/>
+              </w:rPr>
+              <w:t xml:space="preserve">}</w:t>
             </w:r>
           </w:p>
         </w:tc>
